--- a/public/rights/ru/T&Cs.docx
+++ b/public/rights/ru/T&Cs.docx
@@ -138,15 +138,18 @@
         </w:rPr>
         <w:t>] («мы», «мы» или «наш»). Веб-сайт [</w:t>
       </w:r>
-      <w:r>
-        <w:rPr>
-          <w:rFonts w:cs="Arial" w:ascii="Arial" w:hAnsi="Arial"/>
-          <w:color w:val="4472C4" w:themeColor="accent1"/>
-          <w:sz w:val="22"/>
-          <w:szCs w:val="22"/>
-        </w:rPr>
-        <w:t>wnet.herokuapp.com</w:t>
-      </w:r>
+      <w:hyperlink r:id="rId2">
+        <w:r>
+          <w:rPr>
+            <w:rStyle w:val="InternetLink"/>
+            <w:rFonts w:cs="Arial" w:ascii="Arial" w:hAnsi="Arial"/>
+            <w:color w:val="4472C4" w:themeColor="accent1"/>
+            <w:sz w:val="22"/>
+            <w:szCs w:val="22"/>
+          </w:rPr>
+          <w:t>wnet-sn.herokuapp.com</w:t>
+        </w:r>
+      </w:hyperlink>
       <w:r>
         <w:rPr>
           <w:rFonts w:cs="Arial" w:ascii="Arial" w:hAnsi="Arial"/>
@@ -9968,27 +9971,7 @@
           <w:szCs w:val="22"/>
           <w:lang w:val="en-US"/>
         </w:rPr>
-        <w:t>[Email] wnet.</w:t>
-      </w:r>
-      <w:r>
-        <w:rPr>
-          <w:rFonts w:cs="Arial" w:ascii="Arial" w:hAnsi="Arial"/>
-          <w:color w:val="000000"/>
-          <w:sz w:val="22"/>
-          <w:szCs w:val="22"/>
-          <w:lang w:val="en-US"/>
-        </w:rPr>
-        <w:t>soc.net</w:t>
-      </w:r>
-      <w:r>
-        <w:rPr>
-          <w:rFonts w:cs="Arial" w:ascii="Arial" w:hAnsi="Arial"/>
-          <w:color w:val="000000"/>
-          <w:sz w:val="22"/>
-          <w:szCs w:val="22"/>
-          <w:lang w:val="en-US"/>
-        </w:rPr>
-        <w:t>@gmail.com</w:t>
+        <w:t>[Email] wnet.soc.net@gmail.com</w:t>
       </w:r>
     </w:p>
     <w:p>
@@ -10003,8 +9986,8 @@
       </w:r>
     </w:p>
     <w:sectPr>
-      <w:headerReference w:type="default" r:id="rId2"/>
-      <w:footerReference w:type="default" r:id="rId3"/>
+      <w:headerReference w:type="default" r:id="rId3"/>
+      <w:footerReference w:type="default" r:id="rId4"/>
       <w:type w:val="nextPage"/>
       <w:pgSz w:w="12240" w:h="15840"/>
       <w:pgMar w:left="1440" w:right="1440" w:header="0" w:top="1361" w:footer="720" w:bottom="1361" w:gutter="0"/>
@@ -10052,7 +10035,6 @@
       <w:rPr>
         <w:rFonts w:ascii="Times New Roman" w:hAnsi="Times New Roman" w:eastAsia="Times New Roman" w:cs="Times New Roman"/>
         <w:color w:val="000000"/>
-        <w:sz w:val="24"/>
         <w:szCs w:val="24"/>
         <w:lang w:val="en-US" w:eastAsia="zh-TW" w:bidi="ar-SA"/>
       </w:rPr>
